--- a/fichas/lengua/soluciones_lengua_signos-puntuacion_6.docx
+++ b/fichas/lengua/soluciones_lengua_signos-puntuacion_6.docx
@@ -224,6 +224,255 @@
           <w:sz w:val="22"/>
         </w:rPr>
         <w:t>Ana dijo ___Ya voy___ → Ana dijo: "Ya voy".</w:t>
+      </w:r>
+    </w:p>
+    <w:p>
+      <w:pPr>
+        <w:spacing w:after="40"/>
+      </w:pPr>
+    </w:p>
+    <w:tbl>
+      <w:tblPr>
+        <w:tblW w:type="auto" w:w="0"/>
+        <w:jc w:val="left"/>
+        <w:tblLayout w:type="fixed"/>
+        <w:tblLook w:firstColumn="1" w:firstRow="1" w:lastColumn="0" w:lastRow="0" w:noHBand="0" w:noVBand="1" w:val="04A0"/>
+        <w:tblLayout w:type="fixed"/>
+        <w:tblW w:w="10034" w:type="dxa"/>
+        <w:tblInd w:w="0" w:type="dxa"/>
+      </w:tblPr>
+      <w:tblGrid>
+        <w:gridCol w:w="10092"/>
+      </w:tblGrid>
+      <w:tr>
+        <w:tc>
+          <w:tcPr>
+            <w:tcW w:type="dxa" w:w="10035"/>
+            <w:shd w:val="clear" w:color="auto" w:fill="595959"/>
+            <w:tcBorders>
+              <w:top w:val="single" w:sz="4" w:space="0" w:color="595959"/>
+              <w:left w:val="single" w:sz="4" w:space="0" w:color="595959"/>
+              <w:bottom w:val="single" w:sz="4" w:space="0" w:color="595959"/>
+              <w:right w:val="single" w:sz="4" w:space="0" w:color="595959"/>
+            </w:tcBorders>
+          </w:tcPr>
+          <w:p>
+            <w:pPr>
+              <w:spacing w:before="60" w:after="60"/>
+            </w:pPr>
+            <w:r>
+              <w:rPr>
+                <w:b/>
+                <w:color w:val="FFFFFF"/>
+                <w:sz w:val="25"/>
+              </w:rPr>
+              <w:t>4. Verdadero o falso</w:t>
+            </w:r>
+          </w:p>
+        </w:tc>
+      </w:tr>
+    </w:tbl>
+    <w:p>
+      <w:pPr>
+        <w:spacing w:after="40"/>
+      </w:pPr>
+    </w:p>
+    <w:p>
+      <w:pPr>
+        <w:spacing w:after="120"/>
+      </w:pPr>
+      <w:r>
+        <w:rPr>
+          <w:sz w:val="22"/>
+        </w:rPr>
+        <w:t xml:space="preserve">1. El punto y coma separa partes de una oración que ya tienen comas. → Verdadero</w:t>
+      </w:r>
+    </w:p>
+    <w:p>
+      <w:pPr>
+        <w:spacing w:after="120"/>
+      </w:pPr>
+      <w:r>
+        <w:rPr>
+          <w:sz w:val="22"/>
+        </w:rPr>
+        <w:t xml:space="preserve">2. Los puntos suspensivos indican siempre que la frase está completa. → Falso</w:t>
+      </w:r>
+    </w:p>
+    <w:p>
+      <w:pPr>
+        <w:spacing w:after="120"/>
+      </w:pPr>
+      <w:r>
+        <w:rPr>
+          <w:sz w:val="22"/>
+        </w:rPr>
+        <w:t xml:space="preserve">3. Los puntos suspensivos pueden indicar una pausa. → Verdadero</w:t>
+      </w:r>
+    </w:p>
+    <w:p>
+      <w:pPr>
+        <w:spacing w:after="120"/>
+      </w:pPr>
+      <w:r>
+        <w:rPr>
+          <w:sz w:val="22"/>
+        </w:rPr>
+        <w:t xml:space="preserve">4. Los paréntesis sirven para introducir una aclaración. → Verdadero</w:t>
+      </w:r>
+    </w:p>
+    <w:p>
+      <w:pPr>
+        <w:spacing w:after="120"/>
+      </w:pPr>
+      <w:r>
+        <w:rPr>
+          <w:sz w:val="22"/>
+        </w:rPr>
+        <w:t xml:space="preserve">5. La raya también puede introducir una aclaración. → Verdadero</w:t>
+      </w:r>
+    </w:p>
+    <w:p>
+      <w:pPr>
+        <w:spacing w:after="120"/>
+      </w:pPr>
+      <w:r>
+        <w:rPr>
+          <w:sz w:val="22"/>
+        </w:rPr>
+        <w:t xml:space="preserve">6. Las comillas señalan una cita textual o un título. → Verdadero</w:t>
+      </w:r>
+    </w:p>
+    <w:p>
+      <w:pPr>
+        <w:spacing w:after="120"/>
+      </w:pPr>
+      <w:r>
+        <w:rPr>
+          <w:sz w:val="22"/>
+        </w:rPr>
+        <w:t xml:space="preserve">7. El punto y coma nunca se usa si ya hay comas en la frase. → Falso</w:t>
+      </w:r>
+    </w:p>
+    <w:p>
+      <w:pPr>
+        <w:spacing w:after="120"/>
+      </w:pPr>
+      <w:r>
+        <w:rPr>
+          <w:sz w:val="22"/>
+        </w:rPr>
+        <w:t xml:space="preserve">8. Los signos de puntuación ayudan a organizar y entender el texto. → Verdadero</w:t>
+      </w:r>
+    </w:p>
+    <w:p>
+      <w:pPr>
+        <w:spacing w:after="120"/>
+      </w:pPr>
+      <w:r>
+        <w:rPr>
+          <w:sz w:val="22"/>
+        </w:rPr>
+        <w:t xml:space="preserve">9. Los dos puntos pueden introducir una enumeración. → Verdadero</w:t>
+      </w:r>
+    </w:p>
+    <w:p>
+      <w:pPr>
+        <w:spacing w:after="120"/>
+      </w:pPr>
+      <w:r>
+        <w:rPr>
+          <w:sz w:val="22"/>
+        </w:rPr>
+        <w:t xml:space="preserve">10. La coma separa elementos de una lista o una enumeración. → Verdadero</w:t>
+      </w:r>
+    </w:p>
+    <w:p>
+      <w:pPr>
+        <w:spacing w:after="120"/>
+      </w:pPr>
+      <w:r>
+        <w:rPr>
+          <w:sz w:val="22"/>
+        </w:rPr>
+        <w:t xml:space="preserve">11. Un texto sin ningún signo de puntuación es más fácil de entender. → Falso</w:t>
+      </w:r>
+    </w:p>
+    <w:p>
+      <w:pPr>
+        <w:spacing w:after="120"/>
+      </w:pPr>
+      <w:r>
+        <w:rPr>
+          <w:sz w:val="22"/>
+        </w:rPr>
+        <w:t xml:space="preserve">12. Las comillas pueden usarse para citar las palabras exactas de alguien. → Verdadero</w:t>
+      </w:r>
+    </w:p>
+    <w:p>
+      <w:pPr>
+        <w:spacing w:after="120"/>
+      </w:pPr>
+      <w:r>
+        <w:rPr>
+          <w:sz w:val="22"/>
+        </w:rPr>
+        <w:t xml:space="preserve">13. El paréntesis se cierra siempre con el mismo símbolo con el que se abre. → Verdadero</w:t>
+      </w:r>
+    </w:p>
+    <w:p>
+      <w:pPr>
+        <w:spacing w:after="120"/>
+      </w:pPr>
+      <w:r>
+        <w:rPr>
+          <w:sz w:val="22"/>
+        </w:rPr>
+        <w:t xml:space="preserve">14. La raya y el guion son exactamente el mismo signo. → Falso</w:t>
+      </w:r>
+    </w:p>
+    <w:p>
+      <w:pPr>
+        <w:spacing w:after="120"/>
+      </w:pPr>
+      <w:r>
+        <w:rPr>
+          <w:sz w:val="22"/>
+        </w:rPr>
+        <w:t xml:space="preserve">15. Usar bien los signos de puntuación mejora la claridad de un texto. → Verdadero</w:t>
+      </w:r>
+    </w:p>
+    <w:p>
+      <w:pPr>
+        <w:spacing w:after="120"/>
+      </w:pPr>
+      <w:r>
+        <w:rPr>
+          <w:sz w:val="22"/>
+        </w:rPr>
+        <w:t xml:space="preserve">16. Los signos de puntuación indican pausas y entonación al leer en voz alta. → Verdadero</w:t>
+      </w:r>
+    </w:p>
+    <w:p>
+      <w:pPr>
+        <w:spacing w:after="120"/>
+      </w:pPr>
+      <w:r>
+        <w:rPr>
+          <w:sz w:val="22"/>
+        </w:rPr>
+        <w:t xml:space="preserve">17. Una coma mal puesta puede cambiar el sentido de una frase. → Verdadero</w:t>
+      </w:r>
+    </w:p>
+    <w:p>
+      <w:pPr>
+        <w:spacing w:after="120"/>
+      </w:pPr>
+      <w:r>
+        <w:rPr>
+          <w:sz w:val="22"/>
+        </w:rPr>
+        <w:t xml:space="preserve">18. Revisar la puntuación es parte importante de corregir un texto. → Verdadero</w:t>
       </w:r>
     </w:p>
     <w:sectPr>
